--- a/manuscript/Scientific_Reports_response_to_reviewers.docx
+++ b/manuscript/Scientific_Reports_response_to_reviewers.docx
@@ -20,10 +20,7 @@
         <w:jc w:val="left"/>
       </w:pPr>
       <w:r>
-        <w:rPr>
-          <w:rFonts w:ascii="Arial" w:hAnsi="Arial"/>
-        </w:rPr>
-        <w:t>Manuscript: A catalog of noncanonical HTH and RHH DNA-binding domain families in Archaea</w:t>
+        <w:t>Manuscript: A catalog of archaeal HTH and RHH DNA-binding-domain families outside a nineteen-family reference set</w:t>
       </w:r>
     </w:p>
     <w:p>
@@ -186,6 +183,24 @@
           <w:rFonts w:ascii="Arial" w:hAnsi="Arial"/>
         </w:rPr>
         <w:t>The revised paper distinguishes being outside the nineteen-family reference set from broader sequence or fold novelty. Most Pfam-uncharacterized families resolve through CDD or structural comparison, leaving nine unresolved by the tested resources. The public release now includes sequences for all 13,237 family members, recovered from versioned NCBI records with URLs, dates and checksums. Remaining unavailable raw discovery artifacts are listed in the Data Availability statement and are not replaced or inferred (pp. 10-13 and 17-18).</w:t>
+      </w:r>
+    </w:p>
+    <w:p>
+      <w:pPr>
+        <w:pStyle w:val="Heading1"/>
+      </w:pPr>
+      <w:r>
+        <w:t>Additional publication-readiness review</w:t>
+      </w:r>
+    </w:p>
+    <w:p>
+      <w:r>
+        <w:t>We added complete-genus holdout across all deposited catalog sequences. The analysis evaluated 13,166 sequences from 245 families and produced a median family accuracy of 0.826, substantially below the random sequence-split result. The manuscript now reports both values and identifies the random split as optimistic.</w:t>
+      </w:r>
+    </w:p>
+    <w:p>
+      <w:r>
+        <w:t>We also corrected the final genome-accounting hit flag, restricted accession-level prevalence inference to the deposited 3,192-genome matrices, documented the unavailable historical reference-profile inventory, standardized seven mutually exclusive taxonomic labels, added explicit phylogenetic Results, removed the unsupported transcriptomic narrative, and replaced confirmatory terminology with secondary validation.</w:t>
       </w:r>
     </w:p>
     <w:sectPr>

--- a/manuscript/Scientific_Reports_response_to_reviewers.docx
+++ b/manuscript/Scientific_Reports_response_to_reviewers.docx
@@ -195,12 +195,12 @@
     </w:p>
     <w:p>
       <w:r>
-        <w:t>We added complete-genus holdout across all deposited catalog sequences. The analysis evaluated 13,166 sequences from 245 families and produced a median family accuracy of 0.826, substantially below the random sequence-split result. The manuscript now reports both values and identifies the random split as optimistic.</w:t>
+        <w:t>We added complete-genus holdout across all deposited catalog sequences. A second internal review now reports micro-accuracy (0.767), the majority-training-family baseline (0.122), uniform chance expectation (0.004), and the 44 families below 0.5 accuracy. The dominant nArcR-2 to nArcR-12 error is disclosed, and the affected boundaries are explicitly described as provisional rather than validated.</w:t>
       </w:r>
     </w:p>
     <w:p>
       <w:r>
-        <w:t>We also corrected the final genome-accounting hit flag, restricted accession-level prevalence inference to the deposited 3,192-genome matrices, documented the unavailable historical reference-profile inventory, standardized seven mutually exclusive taxonomic labels, added explicit phylogenetic Results, removed the unsupported transcriptomic narrative, and replaced confirmatory terminology with secondary validation.</w:t>
+        <w:t>We also corrected the final genome-accounting hit flag, restricted accession-level prevalence inference to the deposited 3,192-genome matrices, documented the unavailable historical profile inventory, standardized the taxonomic labels, removed the unsupported transcriptomic narrative, and replaced confirmatory language with evidence-specific terms. The second review removed the redundant ten-family separability figure from the submitted supplement and reconciled supplementary figure and machine-readable data labels.</w:t>
       </w:r>
     </w:p>
     <w:sectPr>
